--- a/revision/21b_tnc_cover_email.docx
+++ b/revision/21b_tnc_cover_email.docx
@@ -176,7 +176,7 @@
         <w:pStyle w:val="BodyText"/>
       </w:pPr>
       <w:r>
-        <w:t xml:space="preserve">We confirm that the manuscript has not been published or submitted elsewhere and will not be until the editorial process ends or it is withdrawn. The authors have no conflict of interest and received no funding. We disclose the use of generative AI (Claude, Anthropic) for drafting, editing and formatting, for collecting public project records and as a blind second coder of the legal instruments, with all content reviewed and edited by the authors, who take full responsibility.</w:t>
+        <w:t xml:space="preserve">We confirm that the manuscript has not been published or submitted elsewhere and will not be until the editorial process ends or it is withdrawn. The authors have no conflict of interest and received no funding.</w:t>
       </w:r>
     </w:p>
     <w:p>
